--- a/AMIRIS_Germany2027_Progress_Report.docx
+++ b/AMIRIS_Germany2027_Progress_Report.docx
@@ -2869,7 +2869,7 @@
           <w:color w:val="5A605C"/>
           <w:sz w:val="20"/>
         </w:rPr>
-        <w:t>This huge apparent mismatch was traced almost entirely to AMIRIS's shortage-hour ceiling pricing (a fixed 3,000 EUR/MWh 'we ran out of supply' flag, hit in 5.4-15.9% of hours). A small number of extreme hours were dragging the whole-year average up - the same statistical effect as one very high salary skewing a company's average pay. Excluding those hours, AMIRIS's price level on ordinary hours was already close to Brainpool's - V2's non-shortage-hour mean was 64.76 EUR/MWh against Brainpool's 68.04, a gap of under half a EUR/MWh once shortage hours are set aside for V2 (bias -0.39).</w:t>
+        <w:t>This huge apparent mismatch was traced almost entirely to AMIRIS's shortage-hour ceiling pricing (a fixed 3,000 EUR/MWh 'supply exhausted' flag, hit in 5.4-15.9% of hours). A small number of extreme hours were dragging the whole-year average up - the same statistical effect as one very high salary skewing a company's average pay. Excluding those hours, AMIRIS's price level on ordinary hours was already close to Brainpool's - V2's non-shortage-hour mean was 64.76 EUR/MWh against Brainpool's 68.04, a gap of under half a EUR/MWh once shortage hours are set aside for V2 (bias -0.39).</w:t>
       </w:r>
     </w:p>
     <w:p>
@@ -5046,7 +5046,7 @@
           <w:color w:val="5A605C"/>
           <w:sz w:val="20"/>
         </w:rPr>
-        <w:t>The all-hours correlation jump (0.299 to 0.439) is the single biggest jump of any experiment this session - but it is mostly an artefact of having fewer extreme shortage-hour outliers to distort the pooled statistic (13 down to 4), the same outlier-leverage effect flagged repeatedly throughout this project as a reason to trust the excl-shortage numbers more. On excl-shortage hours - the established, trustworthy comparison - the fit is essentially unchanged: correlation and MAE both moved by less than a rounding error either way. There was one genuine trade-off underneath the flat headline number: weekday correlation improved (0.649 to 0.681) while weekend correlation slipped slightly (0.683 to 0.650).</w:t>
+        <w:t>The all-hours correlation jump (0.299 to 0.439) is the single biggest jump of any experiment in this project so far - but it is mostly an artefact of having fewer extreme shortage-hour outliers to distort the pooled statistic (13 down to 4), the same outlier-leverage effect flagged repeatedly throughout this project as a reason to trust the excl-shortage numbers more. On excl-shortage hours - the established, trustworthy comparison - the fit is essentially unchanged: correlation and MAE both moved by less than a rounding error either way. There was one genuine trade-off underneath the flat headline number: weekday correlation improved (0.649 to 0.681) while weekend correlation slipped slightly (0.683 to 0.650).</w:t>
       </w:r>
     </w:p>
     <w:p>
@@ -9533,7 +9533,7 @@
           <w:color w:val="5A605C"/>
           <w:sz w:val="20"/>
         </w:rPr>
-        <w:t>AMIRIS's actual Java classes (amiris-core_4.1.2-jar-with-dependencies.jar) were decompiled directly to check this rather than guessing from the YAML schema alone. Found two constants in Constants.java: MINIMAL_PRICE_IN_EUR_PER_MWH = -500.0 and SCARCITY_PRICE_IN_EUR_PER_MWH = 4000.0. Scanning every class file in the jar for these literal values found -500 compiled directly into ConventionalTrader, SystemOperatorTrader (our renewables), and Strategist/EnsureDispatch (the bidding logic behind every one of our GenericFlexibilityTrader agents - storage, electrolysis, e-mobility). Neither constant is exposed anywhere in schema.yaml as a configurable scenario attribute. Worth noting: these aren't arbitrary values either - they match the real, EU-wide harmonised day-ahead price limits (-500 / +4,000 EUR/MWh) used by the actual EPEX/SDAC market, the same real-regulation pattern already confirmed for the 3,000 EUR/MWh VoLL setting back in Phase 18.</w:t>
+        <w:t>AMIRIS's actual Java classes (amiris-core_4.1.2-jar-with-dependencies.jar) were decompiled directly to check this rather than guessing from the YAML schema alone. Found two constants in Constants.java: MINIMAL_PRICE_IN_EUR_PER_MWH = -500.0 and SCARCITY_PRICE_IN_EUR_PER_MWH = 4000.0. Scanning every class file in the jar for these literal values found -500 compiled directly into ConventionalTrader, SystemOperatorTrader (the renewables), and Strategist/EnsureDispatch (the bidding logic behind every GenericFlexibilityTrader agent in this build - storage, electrolysis, e-mobility). Neither constant is exposed anywhere in schema.yaml as a configurable scenario attribute. Worth noting: these aren't arbitrary values either - they match the real, EU-wide harmonised day-ahead price limits (-500 / +4,000 EUR/MWh) used by the actual EPEX/SDAC market, the same real-regulation pattern already confirmed for the 3,000 EUR/MWh VoLL setting back in Phase 18.</w:t>
       </w:r>
     </w:p>
     <w:p>
@@ -10913,7 +10913,7 @@
           <w:color w:val="5A605C"/>
           <w:sz w:val="20"/>
         </w:rPr>
-        <w:t>Every query (query_load, query_installed_generation_capacity, and even query_day_ahead_prices - the exact call that worked successfully for Phase 15) returned '503 Service Unavailable'. Checked the Transparency Platform's own website directly - it was also failing to load correctly. Retried with a newly-generated API token later in the same investigation: still 503. A 503 is a server-side error; a bad or expired token would return 401/403 instead, so this rules out a token or code issue on our side - a genuine, extended outage on ENTSO-E's own infrastructure.</w:t>
+        <w:t>Every query (query_load, query_installed_generation_capacity, and even query_day_ahead_prices - the exact call that worked successfully for Phase 15) returned '503 Service Unavailable'. Checked the Transparency Platform's own website directly - it was also failing to load correctly. Retried with a newly-generated API token later in the same investigation: still 503. A 503 is a server-side error; a bad or expired token would return 401/403 instead, so this rules out a local token or code issue - a genuine, extended outage on ENTSO-E's own infrastructure.</w:t>
       </w:r>
     </w:p>
     <w:p>
@@ -11508,7 +11508,7 @@
           <w:color w:val="5A605C"/>
           <w:sz w:val="20"/>
         </w:rPr>
-        <w:t>Verified directly rather than assumed: a raw, unfiltered Eurostat query for Switzerland returned a completely empty geo dimension for every year 1990-2025 - Switzerland, as a non-EU country, does not report under the EU regulation (1099/2008) these datasets are built from. This is a genuine data-source limitation, not a fetch bug (confirmed by checking the raw API response's available-countries list directly). Flagged for backfill via ENTSO-E once that API recovers - Switzerland's data IS available there (already confirmed via the real 2023 Swiss price data fetched for Phase 15). Re-tested ENTSO-E again after the user generated a fresh API token: still 503 - confirms the outage is still ongoing, unrelated to token validity.</w:t>
+        <w:t>Verified directly rather than assumed: a raw, unfiltered Eurostat query for Switzerland returned a completely empty geo dimension for every year 1990-2025 - Switzerland, as a non-EU country, does not report under the EU regulation (1099/2008) these datasets are built from. This is a genuine data-source limitation, not a fetch bug (confirmed by checking the raw API response's available-countries list directly). Flagged for backfill via ENTSO-E once that API recovers - Switzerland's data IS available there (already confirmed via the real 2023 Swiss price data fetched for Phase 15). Re-tested ENTSO-E again after generating a fresh API token: still 503 - confirms the outage is still ongoing, unrelated to token validity.</w:t>
       </w:r>
     </w:p>
     <w:p>
@@ -11570,7 +11570,7 @@
           <w:color w:val="141816"/>
           <w:sz w:val="21"/>
         </w:rPr>
-        <w:t>Meanwhile, the recurring ENTSO-E retry set up at the end of Phase 33 (every 3 hours, checking both the API and the Transparency Platform website directly) continues in the background - the platform's own website confirmed a maintenance notice during this session, consistent with the persistent 503 errors already seen.</w:t>
+        <w:t>Meanwhile, the recurring ENTSO-E retry set up at the end of Phase 33 (every 3 hours, checking both the API and the Transparency Platform website directly) continues in the background - the platform's own website confirmed a maintenance notice at the time, consistent with the persistent 503 errors already seen.</w:t>
       </w:r>
     </w:p>
     <w:p>
@@ -20304,7 +20304,7 @@
           <w:color w:val="5A605C"/>
           <w:sz w:val="20"/>
         </w:rPr>
-        <w:t>Reservoir Hydro's forecast stays in a narrow 75-93 EUR/MWh band all day, tracking only ROE's own local price dynamics (86-163 EUR/MWh) - it shows no awareness whatsoever that DE is about to spike, or is currently spiking, to 3,000 EUR/MWh. This is the real, structural explanation for why every scheduling-horizon test failed in both directions on both agents: the horizon controls how far ahead the agent plans using ITS OWN forecast series, but if that series never contains DE's shortage signal at all, no amount of extra or reduced foresight over it can help - there is nothing to foresee. One nuance worth stating precisely, correcting an earlier simplification: Reservoir did discharge a real, non-zero 11,579.6 MWh at 07:00 and 08:00 (only 06:00 was genuinely zero) - consistent with Phase 45's own diagnosis (SHIFT_TOO_SMALL / CHEAP_MARKET_SUPPLY_EXHAUSTED): ROE's real exportable surplus that hour, bounded by its own local supply-demand balance rather than by Reservoir's total stored energy or its forecast horizon, simply runs out before DE's shortfall is fully covered. A genuine fix would mean making AMIRIS's per-zone SensitivityForecaster cross-zone-shortage-aware - a real source-level change to the forecaster itself, not a configuration parameter, and a materially larger undertaking than anything tested this session.</w:t>
+        <w:t>Reservoir Hydro's forecast stays in a narrow 75-93 EUR/MWh band all day, tracking only ROE's own local price dynamics (86-163 EUR/MWh) - it shows no awareness whatsoever that DE is about to spike, or is currently spiking, to 3,000 EUR/MWh. This is the real, structural explanation for why every scheduling-horizon test failed in both directions on both agents: the horizon controls how far ahead the agent plans using ITS OWN forecast series, but if that series never contains DE's shortage signal at all, no amount of extra or reduced foresight over it can help - there is nothing to foresee. One nuance worth stating precisely, correcting an earlier simplification: Reservoir did discharge a real, non-zero 11,579.6 MWh at 07:00 and 08:00 (only 06:00 was genuinely zero) - consistent with Phase 45's own diagnosis (SHIFT_TOO_SMALL / CHEAP_MARKET_SUPPLY_EXHAUSTED): ROE's real exportable surplus that hour, bounded by its own local supply-demand balance rather than by Reservoir's total stored energy or its forecast horizon, simply runs out before DE's shortfall is fully covered. A genuine fix would mean making AMIRIS's per-zone SensitivityForecaster cross-zone-shortage-aware - a real source-level change to the forecaster itself, not a configuration parameter, and a materially larger undertaking than anything tested so far.</w:t>
       </w:r>
     </w:p>
     <w:p>
@@ -20316,7 +20316,7 @@
           <w:color w:val="141816"/>
           <w:sz w:val="21"/>
         </w:rPr>
-        <w:t>Consistent with the project's overall finding this session: of every real, defensible AMIRIS mechanism tested (ShortagePriceMethod, DecayInterval, three fuels' markup bands, both storage agents' scheduling horizons, ForecastError), only ShortagePriceMethod produced a genuine improvement - and even that changes price representation only, not the physical shortage-hour count. The 4 transmission-bound hours are a real, hard, currently-irreducible constraint; the 3 storage-timing hours resisted every real, well-motivated fix attempted across five independent mechanisms, and now have a complete, structural explanation rather than an unexplained gap: the project's per-zone forecaster architecture, not a miscalibrated parameter. This investigation is treated as closed - the remaining lever (a source-level forecaster change) is flagged for the record, not pursued further, given the real diminishing returns demonstrated across six independent real mechanisms.</w:t>
+        <w:t>Consistent with the project's overall finding: of every real, defensible AMIRIS mechanism tested (ShortagePriceMethod, DecayInterval, three fuels' markup bands, both storage agents' scheduling horizons, ForecastError), only ShortagePriceMethod produced a genuine improvement - and even that changes price representation only, not the physical shortage-hour count. The 4 transmission-bound hours are a real, hard, currently-irreducible constraint; the 3 storage-timing hours resisted every real, well-motivated fix attempted across five independent mechanisms, and now have a complete, structural explanation rather than an unexplained gap: the project's per-zone forecaster architecture, not a miscalibrated parameter. This investigation is treated as closed - the remaining lever (a source-level forecaster change) is flagged for the record, not pursued further, given the real diminishing returns demonstrated across six independent real mechanisms.</w:t>
       </w:r>
     </w:p>
     <w:p>
@@ -20896,7 +20896,7 @@
           <w:color w:val="5A605C"/>
           <w:sz w:val="20"/>
         </w:rPr>
-        <w:t>Building the 2025-shape demand series crashed AMIRIS outright (DispatchPlanningError, Agent 705, 'too large inflows/outflows' right at the start of the simulated year). Root-caused directly: the required +2-day shift (2025-01-01 Wed to 2027-01-01 Fri) maps 2027's real New Year's Day onto real 2025-01-03 - an ordinary working Friday, not a holiday. Checked systematically using the same 'holidays' library already used in Phase 16: all five of Germany's 2027 weekday national holidays (Neujahr, Karfreitag, Ostermontag, Christi Himmelfahrt, Pfingstmontag) suffer the identical mismatch under this shift - a general gap in the technique itself, not a 2025-specific fluke, simply never exposed before because 2016's required shift happened to be 0 days. Fixed by substituting the real 2025 date of each SAME-NAMED holiday for the mechanically-shifted (wrong) source day, leaving every other day on the standard shift - confirmed to resolve the crash (AMIRIS ran to completion afterward). 2029's 3-day shift was not re-checked this session and may carry the same latent risk.</w:t>
+        <w:t>Building the 2025-shape demand series crashed AMIRIS outright (DispatchPlanningError, Agent 705, 'too large inflows/outflows' right at the start of the simulated year). Root-caused directly: the required +2-day shift (2025-01-01 Wed to 2027-01-01 Fri) maps 2027's real New Year's Day onto real 2025-01-03 - an ordinary working Friday, not a holiday. Checked systematically using the same 'holidays' library already used in Phase 16: all five of Germany's 2027 weekday national holidays (Neujahr, Karfreitag, Ostermontag, Christi Himmelfahrt, Pfingstmontag) suffer the identical mismatch under this shift - a general gap in the technique itself, not a 2025-specific fluke, simply never exposed before because 2016's required shift happened to be 0 days. Fixed by substituting the real 2025 date of each SAME-NAMED holiday for the mechanically-shifted (wrong) source day, leaving every other day on the standard shift - confirmed to resolve the crash (AMIRIS ran to completion afterward). 2029's 3-day shift was not re-checked and may carry the same latent risk.</w:t>
       </w:r>
     </w:p>
     <w:tbl>
@@ -21697,7 +21697,7 @@
           <w:color w:val="5A605C"/>
           <w:sz w:val="20"/>
         </w:rPr>
-        <w:t>Mean price actually improves marginally (67.74 vs 67.45, both near Brainpool's real 68.04) - the only metric favouring the challenger. Shortage hours, excl-shortage correlation, bias, and MAE all move the wrong way. This is now the SECOND independent test this session (after Phase 49's demand result) reaching the identical structural conclusion: closer real alignment with Brainpool's stated weather basis does not reliably improve the actual AMIRIS-vs-Brainpool comparison. AMIRIS's own 2019-default wind-offshore profile remains the better choice.</w:t>
+        <w:t>Mean price actually improves marginally (67.74 vs 67.45, both near Brainpool's real 68.04) - the only metric favouring the challenger. Shortage hours, excl-shortage correlation, bias, and MAE all move the wrong way. This is now the SECOND independent test (after Phase 49's demand result) reaching the identical structural conclusion: closer real alignment with Brainpool's stated weather basis does not reliably improve the actual AMIRIS-vs-Brainpool comparison. AMIRIS's own 2019-default wind-offshore profile remains the better choice.</w:t>
       </w:r>
     </w:p>
     <w:p>
@@ -22131,7 +22131,7 @@
           <w:color w:val="5A605C"/>
           <w:sz w:val="20"/>
         </w:rPr>
-        <w:t>Every trusted metric moves the wrong way again, but only marginally this time (shortage hours +1, correlation -0.0019, bias -0.12, MAE +0.08) - materially smaller than the demand or wind-offshore regressions. Completes a full, honest three-for-three real test of this session's central question: across demand shape, wind-offshore, and run-of-river, no real alternative year tested improved on the Phase 37 headline build's existing choices. The headline build is now stress-tested against every real weather/demand-year alternative this session could source data for, and none displaced it.</w:t>
+        <w:t>Every trusted metric moves the wrong way again, but only marginally this time (shortage hours +1, correlation -0.0019, bias -0.12, MAE +0.08) - materially smaller than the demand or wind-offshore regressions. Completes a full, honest three-for-three real test of this investigation's central question: across demand shape, wind-offshore, and run-of-river, no real alternative year tested improved on the Phase 37 headline build's existing choices. The headline build is now stress-tested against every real weather/demand-year alternative that could be sourced, and none displaced it.</w:t>
       </w:r>
     </w:p>
     <w:p>
@@ -22143,7 +22143,7 @@
           <w:color w:val="141816"/>
           <w:sz w:val="21"/>
         </w:rPr>
-        <w:t>Kept as its own separate scenario (Germany2027_MarketCoupling_ROEFlex_RunOfRiver2025). See fetch_ror_candidate_years.py and build_ror_2025_test.py for the full method. Germany2027_MarketCoupling_ROEFlex (Phase 37) remains this project's standing best result and reference build, now validated against real challengers on every major weather- and demand-year input this session identified as testable.</w:t>
+        <w:t>Kept as its own separate scenario (Germany2027_MarketCoupling_ROEFlex_RunOfRiver2025). See fetch_ror_candidate_years.py and build_ror_2025_test.py for the full method. Germany2027_MarketCoupling_ROEFlex (Phase 37) remains this project's standing best result and reference build, now validated against real challengers on every major weather- and demand-year input identified as testable.</w:t>
       </w:r>
     </w:p>
     <w:p>

--- a/AMIRIS_Germany2027_Progress_Report.docx
+++ b/AMIRIS_Germany2027_Progress_Report.docx
@@ -1020,6 +1020,440 @@
                 <w:sz w:val="17"/>
               </w:rPr>
               <w:t>ENTSO-E's API (the natural first source, already used successfully for the Phase 15 price blend) was found to be down - confirmed as a genuine platform-wide outage (503 errors on every endpoint, including ones proven to work before, and unresolved even with a freshly-generated API token), not a token or code problem. Switched to Eurostat as a real alternative: fetched genuine 2023 demand (1,139.3 TWh) and generation capacity (431,354 MW across 9 technologies) for 9 of Germany's 10 real neighbouring countries. Switzerland is a confirmed, genuine gap (Eurostat's datasets simply do not cover non-EU countries) - flagged for ENTSO-E backfill once that platform recovers.</w:t>
+            </w:r>
+          </w:p>
+        </w:tc>
+      </w:tr>
+      <w:tr>
+        <w:tc>
+          <w:tcPr>
+            <w:tcW w:type="dxa" w:w="2772"/>
+            <w:shd w:val="clear" w:color="auto" w:fill="EEF0E9"/>
+          </w:tcPr>
+          <w:p>
+            <w:r>
+              <w:rPr>
+                <w:b/>
+                <w:sz w:val="17"/>
+              </w:rPr>
+              <w:t>Built the first working market-coupling scenario (placeholder transmission)</w:t>
+            </w:r>
+          </w:p>
+        </w:tc>
+        <w:tc>
+          <w:tcPr>
+            <w:tcW w:type="dxa" w:w="6299"/>
+            <w:shd w:val="clear" w:color="auto" w:fill="EEF0E9"/>
+          </w:tcPr>
+          <w:p>
+            <w:r>
+              <w:rPr>
+                <w:b w:val="0"/>
+                <w:sz w:val="17"/>
+              </w:rPr>
+              <w:t>Connected Germany to a single aggregate 'Rest of Europe' zone using AMIRIS's own real two-zone coupling mechanism. Excl-shortage correlation jumped to 0.7394 with only 1 shortage hour - a genuine improvement, though the transmission capacity used was still a placeholder guess rather than a real figure.</w:t>
+            </w:r>
+          </w:p>
+        </w:tc>
+      </w:tr>
+      <w:tr>
+        <w:tc>
+          <w:tcPr>
+            <w:tcW w:type="dxa" w:w="2772"/>
+          </w:tcPr>
+          <w:p>
+            <w:r>
+              <w:rPr>
+                <w:b/>
+                <w:sz w:val="17"/>
+              </w:rPr>
+              <w:t>Replaced the placeholder with real transmission capacity</w:t>
+            </w:r>
+          </w:p>
+        </w:tc>
+        <w:tc>
+          <w:tcPr>
+            <w:tcW w:type="dxa" w:w="6299"/>
+          </w:tcPr>
+          <w:p>
+            <w:r>
+              <w:rPr>
+                <w:b w:val="0"/>
+                <w:sz w:val="17"/>
+              </w:rPr>
+              <w:t>Once ENTSO-E's data access recovered from an extended outage, the link was rebuilt using capacity derived from real 2023 cross-border flow data (21,593-22,012 MW). Shortage hours rose to 26, but correlation barely moved (0.7394 to 0.7288) - confirming the earlier gain was not just an artefact of an oversized placeholder capacity.</w:t>
+            </w:r>
+          </w:p>
+        </w:tc>
+      </w:tr>
+      <w:tr>
+        <w:tc>
+          <w:tcPr>
+            <w:tcW w:type="dxa" w:w="2772"/>
+            <w:shd w:val="clear" w:color="auto" w:fill="EEF0E9"/>
+          </w:tcPr>
+          <w:p>
+            <w:r>
+              <w:rPr>
+                <w:b/>
+                <w:sz w:val="17"/>
+              </w:rPr>
+              <w:t>Added real Rest-of-Europe storage and subsidy realism (Phase 37 - best result overall)</w:t>
+            </w:r>
+          </w:p>
+        </w:tc>
+        <w:tc>
+          <w:tcPr>
+            <w:tcW w:type="dxa" w:w="6299"/>
+            <w:shd w:val="clear" w:color="auto" w:fill="EEF0E9"/>
+          </w:tcPr>
+          <w:p>
+            <w:r>
+              <w:rPr>
+                <w:b w:val="0"/>
+                <w:sz w:val="17"/>
+              </w:rPr>
+              <w:t>Rest-of-Europe was given its own realistic storage and renewable-subsidy rules, matching how Germany's own side of the model is built. Mean price landed at 67.45 EUR/MWh against Brainpool's real 68.04; excl-shortage bias -2.90, MAE 16.69, correlation 0.7168 - the best result of the whole project, and the one the thesis is built around.</w:t>
+            </w:r>
+          </w:p>
+        </w:tc>
+      </w:tr>
+      <w:tr>
+        <w:tc>
+          <w:tcPr>
+            <w:tcW w:type="dxa" w:w="2772"/>
+          </w:tcPr>
+          <w:p>
+            <w:r>
+              <w:rPr>
+                <w:b/>
+                <w:sz w:val="17"/>
+              </w:rPr>
+              <w:t>Extended the headline build to 2028 and 2029 unchanged</w:t>
+            </w:r>
+          </w:p>
+        </w:tc>
+        <w:tc>
+          <w:tcPr>
+            <w:tcW w:type="dxa" w:w="6299"/>
+          </w:tcPr>
+          <w:p>
+            <w:r>
+              <w:rPr>
+                <w:b w:val="0"/>
+                <w:sz w:val="17"/>
+              </w:rPr>
+              <w:t>The same calibrated build, with nothing re-tuned, carried price level and pattern-matching through to both new years (2028 correlation 0.7181, 2029 correlation 0.7518) - a durable result, not a 2027-only fluke.</w:t>
+            </w:r>
+          </w:p>
+        </w:tc>
+      </w:tr>
+      <w:tr>
+        <w:tc>
+          <w:tcPr>
+            <w:tcW w:type="dxa" w:w="2772"/>
+            <w:shd w:val="clear" w:color="auto" w:fill="EEF0E9"/>
+          </w:tcPr>
+          <w:p>
+            <w:r>
+              <w:rPr>
+                <w:b/>
+                <w:sz w:val="17"/>
+              </w:rPr>
+              <w:t>Investigated rising shortage hours in 2028/2029</w:t>
+            </w:r>
+          </w:p>
+        </w:tc>
+        <w:tc>
+          <w:tcPr>
+            <w:tcW w:type="dxa" w:w="6299"/>
+            <w:shd w:val="clear" w:color="auto" w:fill="EEF0E9"/>
+          </w:tcPr>
+          <w:p>
+            <w:r>
+              <w:rPr>
+                <w:b w:val="0"/>
+                <w:sz w:val="17"/>
+              </w:rPr>
+              <w:t>Three real, plausible causes - scaling transmission capacity to demand growth, MarketCoupling's own configurable limits, and Rest-of-Europe storage running physically dry - were tested directly and ruled out one by one, narrowing down where the real cause had to be without yet explaining it.</w:t>
+            </w:r>
+          </w:p>
+        </w:tc>
+      </w:tr>
+      <w:tr>
+        <w:tc>
+          <w:tcPr>
+            <w:tcW w:type="dxa" w:w="2772"/>
+          </w:tcPr>
+          <w:p>
+            <w:r>
+              <w:rPr>
+                <w:b/>
+                <w:sz w:val="17"/>
+              </w:rPr>
+              <w:t>Tested disaggregating Rest-of-Europe into real named countries</w:t>
+            </w:r>
+          </w:p>
+        </w:tc>
+        <w:tc>
+          <w:tcPr>
+            <w:tcW w:type="dxa" w:w="6299"/>
+          </w:tcPr>
+          <w:p>
+            <w:r>
+              <w:rPr>
+                <w:b w:val="0"/>
+                <w:sz w:val="17"/>
+              </w:rPr>
+              <w:t>Splitting out France alone made things clearly worse (shortage hours 7 to 167); expanding to all 10 real neighbours improved on that but still fell short of the simpler combined-zone result on bias and MAE - a genuine negative finding against unnecessary complexity.</w:t>
+            </w:r>
+          </w:p>
+        </w:tc>
+      </w:tr>
+      <w:tr>
+        <w:tc>
+          <w:tcPr>
+            <w:tcW w:type="dxa" w:w="2772"/>
+            <w:shd w:val="clear" w:color="auto" w:fill="EEF0E9"/>
+          </w:tcPr>
+          <w:p>
+            <w:r>
+              <w:rPr>
+                <w:b/>
+                <w:sz w:val="17"/>
+              </w:rPr>
+              <w:t>Rebuilt the Rest-of-Europe zone on 2024 data as a robustness check</w:t>
+            </w:r>
+          </w:p>
+        </w:tc>
+        <w:tc>
+          <w:tcPr>
+            <w:tcW w:type="dxa" w:w="6299"/>
+            <w:shd w:val="clear" w:color="auto" w:fill="EEF0E9"/>
+          </w:tcPr>
+          <w:p>
+            <w:r>
+              <w:rPr>
+                <w:b w:val="0"/>
+                <w:sz w:val="17"/>
+              </w:rPr>
+              <w:t>Isolating the data year as the only variable found a result close to, but not better than, the headline build - a reassuring sign the project's result is not overly sensitive to this one input choice.</w:t>
+            </w:r>
+          </w:p>
+        </w:tc>
+      </w:tr>
+      <w:tr>
+        <w:tc>
+          <w:tcPr>
+            <w:tcW w:type="dxa" w:w="2772"/>
+          </w:tcPr>
+          <w:p>
+            <w:r>
+              <w:rPr>
+                <w:b/>
+                <w:sz w:val="17"/>
+              </w:rPr>
+              <w:t>Investigated the engine directly for a hidden software bug</w:t>
+            </w:r>
+          </w:p>
+        </w:tc>
+        <w:tc>
+          <w:tcPr>
+            <w:tcW w:type="dxa" w:w="6299"/>
+          </w:tcPr>
+          <w:p>
+            <w:r>
+              <w:rPr>
+                <w:b w:val="0"/>
+                <w:sz w:val="17"/>
+              </w:rPr>
+              <w:t>Every real exit point in AMIRIS's own coupling algorithm was instrumented and tested against all 76 real 2029 shortage hours. The hypothesis was refuted: every stop was for a legitimate reason, not a defect - the out-of-sample shortage growth is a genuine data limitation, not a bug.</w:t>
+            </w:r>
+          </w:p>
+        </w:tc>
+      </w:tr>
+      <w:tr>
+        <w:tc>
+          <w:tcPr>
+            <w:tcW w:type="dxa" w:w="2772"/>
+            <w:shd w:val="clear" w:color="auto" w:fill="EEF0E9"/>
+          </w:tcPr>
+          <w:p>
+            <w:r>
+              <w:rPr>
+                <w:b/>
+                <w:sz w:val="17"/>
+              </w:rPr>
+              <w:t>Sourced a real European growth trajectory for 2028/2029</w:t>
+            </w:r>
+          </w:p>
+        </w:tc>
+        <w:tc>
+          <w:tcPr>
+            <w:tcW w:type="dxa" w:w="6299"/>
+            <w:shd w:val="clear" w:color="auto" w:fill="EEF0E9"/>
+          </w:tcPr>
+          <w:p>
+            <w:r>
+              <w:rPr>
+                <w:b w:val="0"/>
+                <w:sz w:val="17"/>
+              </w:rPr>
+              <w:t>A frozen data snapshot was replaced with a real published growth forecast. The result was mixed: 2028 improved on shortage hours, 2029 got worse - traced to a genuine real-world pattern (dispatchable capacity declining even as demand grows), not an error.</w:t>
+            </w:r>
+          </w:p>
+        </w:tc>
+      </w:tr>
+      <w:tr>
+        <w:tc>
+          <w:tcPr>
+            <w:tcW w:type="dxa" w:w="2772"/>
+          </w:tcPr>
+          <w:p>
+            <w:r>
+              <w:rPr>
+                <w:b/>
+                <w:sz w:val="17"/>
+              </w:rPr>
+              <w:t>Tested an alternative way of pricing shortage hours</w:t>
+            </w:r>
+          </w:p>
+        </w:tc>
+        <w:tc>
+          <w:tcPr>
+            <w:tcW w:type="dxa" w:w="6299"/>
+          </w:tcPr>
+          <w:p>
+            <w:r>
+              <w:rPr>
+                <w:b w:val="0"/>
+                <w:sz w:val="17"/>
+              </w:rPr>
+              <w:t>A real, documented AMIRIS mechanism (LastSupplyPrice) resolved a known distortion in the all-hours correlation number without changing accuracy on any other hour - independently justified by Brainpool's own real price behaviour, and kept as an optional improvement rather than silently adopted.</w:t>
+            </w:r>
+          </w:p>
+        </w:tc>
+      </w:tr>
+      <w:tr>
+        <w:tc>
+          <w:tcPr>
+            <w:tcW w:type="dxa" w:w="2772"/>
+            <w:shd w:val="clear" w:color="auto" w:fill="EEF0E9"/>
+          </w:tcPr>
+          <w:p>
+            <w:r>
+              <w:rPr>
+                <w:b/>
+                <w:sz w:val="17"/>
+              </w:rPr>
+              <w:t>Diagnosed the root cause of every remaining shortage hour</w:t>
+            </w:r>
+          </w:p>
+        </w:tc>
+        <w:tc>
+          <w:tcPr>
+            <w:tcW w:type="dxa" w:w="6299"/>
+            <w:shd w:val="clear" w:color="auto" w:fill="EEF0E9"/>
+          </w:tcPr>
+          <w:p>
+            <w:r>
+              <w:rPr>
+                <w:b w:val="0"/>
+                <w:sz w:val="17"/>
+              </w:rPr>
+              <w:t>Most of the 7 shortage hours turned out to be a real, physical transmission-capacity limit; the rest trace back to Rest-of-Europe's own storage never seeing Germany's price when deciding whether to help. Five further real mechanisms were tested and ruled out, leaving a complete, honest explanation rather than an unexplained gap.</w:t>
+            </w:r>
+          </w:p>
+        </w:tc>
+      </w:tr>
+      <w:tr>
+        <w:tc>
+          <w:tcPr>
+            <w:tcW w:type="dxa" w:w="2772"/>
+          </w:tcPr>
+          <w:p>
+            <w:r>
+              <w:rPr>
+                <w:b/>
+                <w:sz w:val="17"/>
+              </w:rPr>
+              <w:t>Built a more realistic web of direct country-to-country connections</w:t>
+            </w:r>
+          </w:p>
+        </w:tc>
+        <w:tc>
+          <w:tcPr>
+            <w:tcW w:type="dxa" w:w="6299"/>
+          </w:tcPr>
+          <w:p>
+            <w:r>
+              <w:rPr>
+                <w:b w:val="0"/>
+                <w:sz w:val="17"/>
+              </w:rPr>
+              <w:t>24 real bilateral links were added on top of the existing hub-and-spoke structure. Shortage hours fell further, but the simpler combined-zone approach from the headline build remained the better overall result.</w:t>
+            </w:r>
+          </w:p>
+        </w:tc>
+      </w:tr>
+      <w:tr>
+        <w:tc>
+          <w:tcPr>
+            <w:tcW w:type="dxa" w:w="2772"/>
+            <w:shd w:val="clear" w:color="auto" w:fill="EEF0E9"/>
+          </w:tcPr>
+          <w:p>
+            <w:r>
+              <w:rPr>
+                <w:b/>
+                <w:sz w:val="17"/>
+              </w:rPr>
+              <w:t>Tested three more alternative weather/demand years</w:t>
+            </w:r>
+          </w:p>
+        </w:tc>
+        <w:tc>
+          <w:tcPr>
+            <w:tcW w:type="dxa" w:w="6299"/>
+            <w:shd w:val="clear" w:color="auto" w:fill="EEF0E9"/>
+          </w:tcPr>
+          <w:p>
+            <w:r>
+              <w:rPr>
+                <w:b w:val="0"/>
+                <w:sz w:val="17"/>
+              </w:rPr>
+              <w:t>A different demand-shape year, a different wind-offshore year, and a different hydropower year were each tested on their own. All three made the result worse, not better - a clean three-for-three confirmation that the headline build's own choices were not simply lucky.</w:t>
+            </w:r>
+          </w:p>
+        </w:tc>
+      </w:tr>
+      <w:tr>
+        <w:tc>
+          <w:tcPr>
+            <w:tcW w:type="dxa" w:w="2772"/>
+          </w:tcPr>
+          <w:p>
+            <w:r>
+              <w:rPr>
+                <w:b/>
+                <w:sz w:val="17"/>
+              </w:rPr>
+              <w:t>Investigated whether a direct code change could close the last gap (investigative only)</w:t>
+            </w:r>
+          </w:p>
+        </w:tc>
+        <w:tc>
+          <w:tcPr>
+            <w:tcW w:type="dxa" w:w="6299"/>
+          </w:tcPr>
+          <w:p>
+            <w:r>
+              <w:rPr>
+                <w:b w:val="0"/>
+                <w:sz w:val="17"/>
+              </w:rPr>
+              <w:t>AMIRIS's own source code was patched to test whether Rest-of-Europe's storage could be made aware of Germany's price. The best version cut shortage hours from 7 to 6, but traded off against pattern-matching elsewhere - reported as a technical finding for the department, not adopted into the thesis's own result.</w:t>
             </w:r>
           </w:p>
         </w:tc>
@@ -2110,6 +2544,596 @@
                 <w:sz w:val="17"/>
               </w:rPr>
               <w:t>Attempted to source demand and generation-capacity data for the aggregate zone via ENTSO-E first (the natural choice, already used successfully for Phase 15's price blend). Found the API returning 503 Service Unavailable on every endpoint, including ones proven to work before - confirmed as a genuine platform outage (not a token/code issue) by checking the Transparency Platform's own website directly and by retrying with a freshly-generated token, which made no difference. Switched to Eurostat (nrg_cb_e for demand, nrg_inf_epc for capacity) - both real, public, token-free datasets. Fetched genuine 2023 data for 9 of Germany's 10 real neighbouring countries: 1,139.3 TWh total demand, 431,354 MW total capacity across 9 technologies. Switzerland confirmed as a genuine gap (verified directly: Eurostat's geo dimension is completely empty for CH in this dataset, since non-EU countries do not report under the underlying EU regulation) - flagged for ENTSO-E backfill once that platform recovers, not silently worked around.</w:t>
+            </w:r>
+          </w:p>
+        </w:tc>
+      </w:tr>
+      <w:tr>
+        <w:tc>
+          <w:tcPr>
+            <w:tcW w:type="dxa" w:w="2268"/>
+            <w:shd w:val="clear" w:color="auto" w:fill="EEF0E9"/>
+          </w:tcPr>
+          <w:p>
+            <w:r>
+              <w:rPr>
+                <w:b/>
+                <w:sz w:val="17"/>
+              </w:rPr>
+              <w:t>34. Build the first working market-coupling scenario</w:t>
+            </w:r>
+          </w:p>
+        </w:tc>
+        <w:tc>
+          <w:tcPr>
+            <w:tcW w:type="dxa" w:w="6803"/>
+            <w:shd w:val="clear" w:color="auto" w:fill="EEF0E9"/>
+          </w:tcPr>
+          <w:p>
+            <w:r>
+              <w:rPr>
+                <w:b w:val="0"/>
+                <w:sz w:val="17"/>
+              </w:rPr>
+              <w:t>Germany was connected to a single aggregate Rest-of-Europe zone using AMIRIS's own real DayAheadMarketMultiZone/MarketCoupling mechanism (Phase 32's template), with a placeholder transmission capacity pending the real ENTSO-E figure. Result: excl-shortage correlation rose sharply to 0.7394 with just 1 shortage hour - the first real evidence that market coupling was worth pursuing, with the honest caveat that the transmission number itself was not yet real.</w:t>
+            </w:r>
+          </w:p>
+        </w:tc>
+      </w:tr>
+      <w:tr>
+        <w:tc>
+          <w:tcPr>
+            <w:tcW w:type="dxa" w:w="2268"/>
+          </w:tcPr>
+          <w:p>
+            <w:r>
+              <w:rPr>
+                <w:b/>
+                <w:sz w:val="17"/>
+              </w:rPr>
+              <w:t>35. ENTSO-E recovers: real cross-border flows and the Swiss backfill</w:t>
+            </w:r>
+          </w:p>
+        </w:tc>
+        <w:tc>
+          <w:tcPr>
+            <w:tcW w:type="dxa" w:w="6803"/>
+          </w:tcPr>
+          <w:p>
+            <w:r>
+              <w:rPr>
+                <w:b w:val="0"/>
+                <w:sz w:val="17"/>
+              </w:rPr>
+              <w:t>Once the ENTSO-E outage flagged in Phase 33 resolved, real 2023 hourly cross-border physical flow data was fetched for both directions of the Germany-Rest-of-Europe link, and Switzerland's previously-missing demand/capacity figures were backfilled from the now-available source - closing the one data gap left open since Phase 33.</w:t>
+            </w:r>
+          </w:p>
+        </w:tc>
+      </w:tr>
+      <w:tr>
+        <w:tc>
+          <w:tcPr>
+            <w:tcW w:type="dxa" w:w="2268"/>
+            <w:shd w:val="clear" w:color="auto" w:fill="EEF0E9"/>
+          </w:tcPr>
+          <w:p>
+            <w:r>
+              <w:rPr>
+                <w:b/>
+                <w:sz w:val="17"/>
+              </w:rPr>
+              <w:t>36. Re-run market coupling with real transmission data</w:t>
+            </w:r>
+          </w:p>
+        </w:tc>
+        <w:tc>
+          <w:tcPr>
+            <w:tcW w:type="dxa" w:w="6803"/>
+            <w:shd w:val="clear" w:color="auto" w:fill="EEF0E9"/>
+          </w:tcPr>
+          <w:p>
+            <w:r>
+              <w:rPr>
+                <w:b w:val="0"/>
+                <w:sz w:val="17"/>
+              </w:rPr>
+              <w:t>The Phase 34 placeholder capacity was replaced with the real flow-derived figures from Phase 35 (21,593 MW DE-to-ROE, 22,012 MW ROE-to-DE - the 98th percentile of real observed 2023 hourly flow). Shortage hours rose to 26 (from Phase 34's 1), but excl-shortage correlation barely moved (0.7394 to 0.7288) - confirming directly that Phase 34's correlation gain was a real coupling effect, not an artefact of an oversized placeholder capacity.</w:t>
+            </w:r>
+          </w:p>
+        </w:tc>
+      </w:tr>
+      <w:tr>
+        <w:tc>
+          <w:tcPr>
+            <w:tcW w:type="dxa" w:w="2268"/>
+          </w:tcPr>
+          <w:p>
+            <w:r>
+              <w:rPr>
+                <w:b/>
+                <w:sz w:val="17"/>
+              </w:rPr>
+              <w:t>37. Real Rest-of-Europe storage and subsidy realism - the best result this project has produced</w:t>
+            </w:r>
+          </w:p>
+        </w:tc>
+        <w:tc>
+          <w:tcPr>
+            <w:tcW w:type="dxa" w:w="6803"/>
+          </w:tcPr>
+          <w:p>
+            <w:r>
+              <w:rPr>
+                <w:b w:val="0"/>
+                <w:sz w:val="17"/>
+              </w:rPr>
+              <w:t>Rest-of-Europe's aggregate hydro capacity was split into genuinely dispatchable storage (pumped storage and reservoir hydro, sized from real EU-wide and Swiss reference ratios) and given real BNetzA-sourced renewable subsidy rates, mirroring how Germany's own side of the model was already built. Result: mean price 67.45 EUR/MWh against Brainpool's real 68.04, excl-shortage bias -0.59 (all-hours) / -2.90 (excl-shortage), MAE 18.99 / 16.69, correlation 0.72 - this project's best result, and the build the thesis is written around.</w:t>
+            </w:r>
+          </w:p>
+        </w:tc>
+      </w:tr>
+      <w:tr>
+        <w:tc>
+          <w:tcPr>
+            <w:tcW w:type="dxa" w:w="2268"/>
+            <w:shd w:val="clear" w:color="auto" w:fill="EEF0E9"/>
+          </w:tcPr>
+          <w:p>
+            <w:r>
+              <w:rPr>
+                <w:b/>
+                <w:sz w:val="17"/>
+              </w:rPr>
+              <w:t>38. Extend market coupling to 2028 and 2029</w:t>
+            </w:r>
+          </w:p>
+        </w:tc>
+        <w:tc>
+          <w:tcPr>
+            <w:tcW w:type="dxa" w:w="6803"/>
+            <w:shd w:val="clear" w:color="auto" w:fill="EEF0E9"/>
+          </w:tcPr>
+          <w:p>
+            <w:r>
+              <w:rPr>
+                <w:b w:val="0"/>
+                <w:sz w:val="17"/>
+              </w:rPr>
+              <w:t>The Phase 37 build was reused completely unchanged for 2028 and 2029 (frozen Rest-of-Europe methodology, no re-tuning), isolating distance-from-calibration-year as the only variable. Result: price level and pattern-matching both held up well in both new years (excl-shortage correlation 0.7181 in 2028, 0.7518 in 2029) - confirming the coupling improvement is durable, not a 2027-only fluke, though shortage hours grew with distance from 2027 (7, then 17, then 76).</w:t>
+            </w:r>
+          </w:p>
+        </w:tc>
+      </w:tr>
+      <w:tr>
+        <w:tc>
+          <w:tcPr>
+            <w:tcW w:type="dxa" w:w="2268"/>
+          </w:tcPr>
+          <w:p>
+            <w:r>
+              <w:rPr>
+                <w:b/>
+                <w:sz w:val="17"/>
+              </w:rPr>
+              <w:t>39. Test the scaling fix - a real negative result that corrected the diagnosis</w:t>
+            </w:r>
+          </w:p>
+        </w:tc>
+        <w:tc>
+          <w:tcPr>
+            <w:tcW w:type="dxa" w:w="6803"/>
+          </w:tcPr>
+          <w:p>
+            <w:r>
+              <w:rPr>
+                <w:b w:val="0"/>
+                <w:sz w:val="17"/>
+              </w:rPr>
+              <w:t>Hypothesised that scaling the DE-ROE transmission ceiling to each year's own demand growth might recover 2028/2029's lost correlation. Tested directly rather than assumed: made 2028 WORSE, not better - a genuine negative result that ruled out this specific, plausible-sounding fix and redirected the investigation.</w:t>
+            </w:r>
+          </w:p>
+        </w:tc>
+      </w:tr>
+      <w:tr>
+        <w:tc>
+          <w:tcPr>
+            <w:tcW w:type="dxa" w:w="2268"/>
+            <w:shd w:val="clear" w:color="auto" w:fill="EEF0E9"/>
+          </w:tcPr>
+          <w:p>
+            <w:r>
+              <w:rPr>
+                <w:b/>
+                <w:sz w:val="17"/>
+              </w:rPr>
+              <w:t>40. Test the MaximumShiftedEnergyPerIterationInMWH lead - also wrong, and said so directly</w:t>
+            </w:r>
+          </w:p>
+        </w:tc>
+        <w:tc>
+          <w:tcPr>
+            <w:tcW w:type="dxa" w:w="6803"/>
+            <w:shd w:val="clear" w:color="auto" w:fill="EEF0E9"/>
+          </w:tcPr>
+          <w:p>
+            <w:r>
+              <w:rPr>
+                <w:b w:val="0"/>
+                <w:sz w:val="17"/>
+              </w:rPr>
+              <w:t>A second plausible lever - MarketCoupling's own configurable per-iteration shift limit - was checked by decompiling AMIRIS's default and confirming it was already effectively unlimited, then tested anyway to be certain. Also ruled out, reported as cleanly as the first dead end rather than quietly dropped.</w:t>
+            </w:r>
+          </w:p>
+        </w:tc>
+      </w:tr>
+      <w:tr>
+        <w:tc>
+          <w:tcPr>
+            <w:tcW w:type="dxa" w:w="2268"/>
+          </w:tcPr>
+          <w:p>
+            <w:r>
+              <w:rPr>
+                <w:b/>
+                <w:sz w:val="17"/>
+              </w:rPr>
+              <w:t>41. Test whether Rest-of-Europe's own storage physically runs dry - another real dead end</w:t>
+            </w:r>
+          </w:p>
+        </w:tc>
+        <w:tc>
+          <w:tcPr>
+            <w:tcW w:type="dxa" w:w="6803"/>
+          </w:tcPr>
+          <w:p>
+            <w:r>
+              <w:rPr>
+                <w:b w:val="0"/>
+                <w:sz w:val="17"/>
+              </w:rPr>
+              <w:t>Directly inspected Rest-of-Europe storage agents' state of charge during every out-of-sample shortage hour. Found storage never exceeds roughly 25% of its own discharge power during these hours - ruling out physical depletion as the cause and leaving the real explanation still to be found.</w:t>
+            </w:r>
+          </w:p>
+        </w:tc>
+      </w:tr>
+      <w:tr>
+        <w:tc>
+          <w:tcPr>
+            <w:tcW w:type="dxa" w:w="2268"/>
+            <w:shd w:val="clear" w:color="auto" w:fill="EEF0E9"/>
+          </w:tcPr>
+          <w:p>
+            <w:r>
+              <w:rPr>
+                <w:b/>
+                <w:sz w:val="17"/>
+              </w:rPr>
+              <w:t>42. Escalate to a real named zone (France) - a genuine, informative negative result</w:t>
+            </w:r>
+          </w:p>
+        </w:tc>
+        <w:tc>
+          <w:tcPr>
+            <w:tcW w:type="dxa" w:w="6803"/>
+            <w:shd w:val="clear" w:color="auto" w:fill="EEF0E9"/>
+          </w:tcPr>
+          <w:p>
+            <w:r>
+              <w:rPr>
+                <w:b w:val="0"/>
+                <w:sz w:val="17"/>
+              </w:rPr>
+              <w:t>Disaggregated France out of the aggregate Rest-of-Europe pool as its own zone, connected to Germany only (star topology), to test whether real named-country detail would help. Result: shortage hours rose sharply (7 to 167), excl-shortage bias worsened to +9.65 (MAE 19.83) - pulling France's large nuclear fleet out of the shared pool made the remaining pool genuinely scarcer, and the star topology stranded France's own surplus behind a narrow direct link.</w:t>
+            </w:r>
+          </w:p>
+        </w:tc>
+      </w:tr>
+      <w:tr>
+        <w:tc>
+          <w:tcPr>
+            <w:tcW w:type="dxa" w:w="2268"/>
+          </w:tcPr>
+          <w:p>
+            <w:r>
+              <w:rPr>
+                <w:b/>
+                <w:sz w:val="17"/>
+              </w:rPr>
+              <w:t>43. Full disaggregation (10 real zones) - a real engine bug, a confirmed fix, and a result more nuanced than predicted</w:t>
+            </w:r>
+          </w:p>
+        </w:tc>
+        <w:tc>
+          <w:tcPr>
+            <w:tcW w:type="dxa" w:w="6803"/>
+          </w:tcPr>
+          <w:p>
+            <w:r>
+              <w:rPr>
+                <w:b w:val="0"/>
+                <w:sz w:val="17"/>
+              </w:rPr>
+              <w:t>Tested Phase 42's own prediction by disaggregating all 10 real neighbours (still star topology). Found and fixed a genuine AMIRIS engine bug along the way (storage/renewable dispatch breaking below a certain absolute MW scale, fixed with a documented 1,000 MW hydro floor for Denmark and the Netherlands). Result: better than the France-only pilot (shortage 167 to 120, bias +9.65 to +4.87) and a new project-best correlation (0.7311), but still short of Phase 37's simpler aggregate approach on bias and MAE.</w:t>
+            </w:r>
+          </w:p>
+        </w:tc>
+      </w:tr>
+      <w:tr>
+        <w:tc>
+          <w:tcPr>
+            <w:tcW w:type="dxa" w:w="2268"/>
+            <w:shd w:val="clear" w:color="auto" w:fill="EEF0E9"/>
+          </w:tcPr>
+          <w:p>
+            <w:r>
+              <w:rPr>
+                <w:b/>
+                <w:sz w:val="17"/>
+              </w:rPr>
+              <w:t>44. 2024-base rebuild of the Rest-of-Europe zone (robustness check)</w:t>
+            </w:r>
+          </w:p>
+        </w:tc>
+        <w:tc>
+          <w:tcPr>
+            <w:tcW w:type="dxa" w:w="6803"/>
+            <w:shd w:val="clear" w:color="auto" w:fill="EEF0E9"/>
+          </w:tcPr>
+          <w:p>
+            <w:r>
+              <w:rPr>
+                <w:b w:val="0"/>
+                <w:sz w:val="17"/>
+              </w:rPr>
+              <w:t>Rebuilt the Rest-of-Europe zone on real 2024 Eurostat/ENTSO-E data (Brainpool's own reported base year for its export scenarios), isolating the data year as the only variable against Phase 37. Result: close to, but not better than, Phase 37 on every trusted metric (correlation 0.7168 to 0.7066, bias -2.90 to -4.78, MAE 16.69 to 17.60), with shortage hours improving slightly (7 to 5) - a reassuring robustness check, not a reason to switch the reference build. Also the first build to use all 11 real neighbouring zones, Sweden's data having finally become available.</w:t>
+            </w:r>
+          </w:p>
+        </w:tc>
+      </w:tr>
+      <w:tr>
+        <w:tc>
+          <w:tcPr>
+            <w:tcW w:type="dxa" w:w="2268"/>
+          </w:tcPr>
+          <w:p>
+            <w:r>
+              <w:rPr>
+                <w:b/>
+                <w:sz w:val="17"/>
+              </w:rPr>
+              <w:t>45. Source-level investigation of the price-convergence-stopping-logic hypothesis</w:t>
+            </w:r>
+          </w:p>
+        </w:tc>
+        <w:tc>
+          <w:tcPr>
+            <w:tcW w:type="dxa" w:w="6803"/>
+          </w:tcPr>
+          <w:p>
+            <w:r>
+              <w:rPr>
+                <w:b w:val="0"/>
+                <w:sz w:val="17"/>
+              </w:rPr>
+              <w:t>With more project time available, AMIRIS was built directly from its own real source code (v4.1.2, matching the project's compiled jar) and every real exit point in the market-coupling clearing algorithm was instrumented and tested against all 76 real 2029 shortage hours. Result: the hidden-engine-bug hypothesis was REFUTED - every stop was for a legitimate reason (72% Rest-of-Europe's own real supply exhausted, 18% the real transmission ceiling reached, 9% a correctness guard). The out-of-sample shortage-hour growth is a genuine data limitation, not a software defect - no patch needed or recommended.</w:t>
+            </w:r>
+          </w:p>
+        </w:tc>
+      </w:tr>
+      <w:tr>
+        <w:tc>
+          <w:tcPr>
+            <w:tcW w:type="dxa" w:w="2268"/>
+            <w:shd w:val="clear" w:color="auto" w:fill="EEF0E9"/>
+          </w:tcPr>
+          <w:p>
+            <w:r>
+              <w:rPr>
+                <w:b/>
+                <w:sz w:val="17"/>
+              </w:rPr>
+              <w:t>46. Real ERAA-sourced growth trajectory for the Rest-of-Europe zone</w:t>
+            </w:r>
+          </w:p>
+        </w:tc>
+        <w:tc>
+          <w:tcPr>
+            <w:tcW w:type="dxa" w:w="6803"/>
+            <w:shd w:val="clear" w:color="auto" w:fill="EEF0E9"/>
+          </w:tcPr>
+          <w:p>
+            <w:r>
+              <w:rPr>
+                <w:b w:val="0"/>
+                <w:sz w:val="17"/>
+              </w:rPr>
+              <w:t>Sourced a real Rest-of-Europe growth trajectory (ENTSO-E's ERAA 2024) for demand, capacity by technology, and transmission capacity, replacing Phase 38's frozen-2024 snapshot for 2028/2029. Caught a real methodological trap along the way (ERAA's demand figure is gross, not comparable to Eurostat's net figure - only ERAA's internal growth rate was used, never its absolute demand value). Result: mixed - 2028 improved on shortage hours (17 to 10) but excl-shortage bias/MAE moved slightly worse; 2029 got WORSE on shortage hours (76 to 89), traced to a real, defensible cause: dispatchable capacity actually declines across the real growth trajectory even as demand grows, a genuine energy-transition resource-adequacy pattern, not a modelling artefact.</w:t>
+            </w:r>
+          </w:p>
+        </w:tc>
+      </w:tr>
+      <w:tr>
+        <w:tc>
+          <w:tcPr>
+            <w:tcW w:type="dxa" w:w="2268"/>
+          </w:tcPr>
+          <w:p>
+            <w:r>
+              <w:rPr>
+                <w:b/>
+                <w:sz w:val="17"/>
+              </w:rPr>
+              <w:t>47. ShortagePriceMethod - a real, documented alternative mechanism that resolves the all-hours correlation distortion</w:t>
+            </w:r>
+          </w:p>
+        </w:tc>
+        <w:tc>
+          <w:tcPr>
+            <w:tcW w:type="dxa" w:w="6803"/>
+          </w:tcPr>
+          <w:p>
+            <w:r>
+              <w:rPr>
+                <w:b w:val="0"/>
+                <w:sz w:val="17"/>
+              </w:rPr>
+              <w:t>Tested a real, source-confirmed AMIRIS mechanism (ShortagePriceMethod=LastSupplyPrice) that caps a shortage hour's price at the highest real supply bid rather than an administrative cap. Result: all-hours correlation jumped from 0.3003 to 0.7167 (now matching the excl-shortage number), with excl-shortage metrics byte-identical to the baseline - independently justified by Brainpool's own real forecast never exceeding 330 EUR/MWh either. A follow-up diagnosed the real cause of every one of the 7 baseline shortage hours: 4 are genuinely transmission-ceiling-bound; the other 3 trace to Rest-of-Europe's own price forecaster being structurally blind to Germany's shortage. Five further real mechanisms were tested against the unexplained 3 hours and ruled out, leaving a complete, honest explanation.</w:t>
+            </w:r>
+          </w:p>
+        </w:tc>
+      </w:tr>
+      <w:tr>
+        <w:tc>
+          <w:tcPr>
+            <w:tcW w:type="dxa" w:w="2268"/>
+            <w:shd w:val="clear" w:color="auto" w:fill="EEF0E9"/>
+          </w:tcPr>
+          <w:p>
+            <w:r>
+              <w:rPr>
+                <w:b/>
+                <w:sz w:val="17"/>
+              </w:rPr>
+              <w:t>48. Real bilateral transmission data and the mesh-topology rebuild</w:t>
+            </w:r>
+          </w:p>
+        </w:tc>
+        <w:tc>
+          <w:tcPr>
+            <w:tcW w:type="dxa" w:w="6803"/>
+            <w:shd w:val="clear" w:color="auto" w:fill="EEF0E9"/>
+          </w:tcPr>
+          <w:p>
+            <w:r>
+              <w:rPr>
+                <w:b w:val="0"/>
+                <w:sz w:val="17"/>
+              </w:rPr>
+              <w:t>Reused ENTSO-E's already-downloaded ERAA 2024 NTC file (Phase 46) and found it contained the full European interconnection matrix, not just Germany-centric pairs. Cross-validated 12 real Rest-of-Europe-to-Rest-of-Europe links (24 directional connections) against known real infrastructure, and added them on top of Phase 43's star-topology build. Result: shortage hours fell further (120 to 95, -21%) and mean price moved closer to Brainpool's real figure, but excl-shortage correlation stayed flat (0.7311 to 0.7297) and bias moved slightly further from zero - mesh beats star, but full disaggregation, even meshed, still does not outperform Phase 37's much simpler aggregate approach.</w:t>
+            </w:r>
+          </w:p>
+        </w:tc>
+      </w:tr>
+      <w:tr>
+        <w:tc>
+          <w:tcPr>
+            <w:tcW w:type="dxa" w:w="2268"/>
+          </w:tcPr>
+          <w:p>
+            <w:r>
+              <w:rPr>
+                <w:b/>
+                <w:sz w:val="17"/>
+              </w:rPr>
+              <w:t>49. Demand-shape-year sensitivity - a real temperature-superior challenger, tested and rejected</w:t>
+            </w:r>
+          </w:p>
+        </w:tc>
+        <w:tc>
+          <w:tcPr>
+            <w:tcW w:type="dxa" w:w="6803"/>
+          </w:tcPr>
+          <w:p>
+            <w:r>
+              <w:rPr>
+                <w:b w:val="0"/>
+                <w:sz w:val="17"/>
+              </w:rPr>
+              <w:t>A real alternative demand-shape year, chosen on genuine temperature-matching grounds, was tested as a direct challenger to Phase 37's own demand-year choice. Every trusted metric moved the wrong way (shortage hours 7 to 26, excl-shortage correlation 0.7168 to 0.7104, bias -2.90 to -3.53, MAE 16.69 to 17.24) - a clear, honest negative result.</w:t>
+            </w:r>
+          </w:p>
+        </w:tc>
+      </w:tr>
+      <w:tr>
+        <w:tc>
+          <w:tcPr>
+            <w:tcW w:type="dxa" w:w="2268"/>
+            <w:shd w:val="clear" w:color="auto" w:fill="EEF0E9"/>
+          </w:tcPr>
+          <w:p>
+            <w:r>
+              <w:rPr>
+                <w:b/>
+                <w:sz w:val="17"/>
+              </w:rPr>
+              <w:t>50. Wind-offshore weather-year sensitivity - a 16-year real sweep, also rejected</w:t>
+            </w:r>
+          </w:p>
+        </w:tc>
+        <w:tc>
+          <w:tcPr>
+            <w:tcW w:type="dxa" w:w="6803"/>
+            <w:shd w:val="clear" w:color="auto" w:fill="EEF0E9"/>
+          </w:tcPr>
+          <w:p>
+            <w:r>
+              <w:rPr>
+                <w:b w:val="0"/>
+                <w:sz w:val="17"/>
+              </w:rPr>
+              <w:t>Every available real year of wind-offshore weather data (16 years) was sourced and swept, with the single most promising real candidate taken forward to a full AMIRIS test against Phase 37. Result again moved the wrong way on every trusted metric (shortage hours 7 to 12, correlation 0.7168 to 0.7124, bias -2.90 to -4.25, MAE 16.69 to 17.14) - the second independent real year-sensitivity test reaching the same conclusion.</w:t>
+            </w:r>
+          </w:p>
+        </w:tc>
+      </w:tr>
+      <w:tr>
+        <w:tc>
+          <w:tcPr>
+            <w:tcW w:type="dxa" w:w="2268"/>
+          </w:tcPr>
+          <w:p>
+            <w:r>
+              <w:rPr>
+                <w:b/>
+                <w:sz w:val="17"/>
+              </w:rPr>
+              <w:t>51. Run-of-river weather-year sensitivity - completing the sweep, a near-wash</w:t>
+            </w:r>
+          </w:p>
+        </w:tc>
+        <w:tc>
+          <w:tcPr>
+            <w:tcW w:type="dxa" w:w="6803"/>
+          </w:tcPr>
+          <w:p>
+            <w:r>
+              <w:rPr>
+                <w:b w:val="0"/>
+                <w:sz w:val="17"/>
+              </w:rPr>
+              <w:t>Completed the renewable weather-year investigation with the one remaining real candidate, run-of-river hydro, sourced from real ENTSO-E generation data since no matching criterion from Brainpool's own methodology applies here. Result: a near-wash rather than a clear regression (shortage hours 7 to 8, correlation -0.0019, bias -0.12, MAE +0.08) - completing an honest three-for-three real test confirming no alternative weather or demand year displaces Phase 37's existing choices.</w:t>
+            </w:r>
+          </w:p>
+        </w:tc>
+      </w:tr>
+      <w:tr>
+        <w:tc>
+          <w:tcPr>
+            <w:tcW w:type="dxa" w:w="2268"/>
+            <w:shd w:val="clear" w:color="auto" w:fill="EEF0E9"/>
+          </w:tcPr>
+          <w:p>
+            <w:r>
+              <w:rPr>
+                <w:b/>
+                <w:sz w:val="17"/>
+              </w:rPr>
+              <w:t>52. Patch AMIRIS's Java source to close the forecaster-blindness gap (investigative only)</w:t>
+            </w:r>
+          </w:p>
+        </w:tc>
+        <w:tc>
+          <w:tcPr>
+            <w:tcW w:type="dxa" w:w="6803"/>
+            <w:shd w:val="clear" w:color="auto" w:fill="EEF0E9"/>
+          </w:tcPr>
+          <w:p>
+            <w:r>
+              <w:rPr>
+                <w:b w:val="0"/>
+                <w:sz w:val="17"/>
+              </w:rPr>
+              <w:t>Per an explicit request to report a technical finding to the department - not to change the thesis's own methodology - AMIRIS's SensitivityForecaster source code was patched directly to test whether Rest-of-Europe's storage could be made aware of Germany's shortage price. Two architectural approaches were abandoned first (a full coupling pathway that hung indefinitely; a messaging patch blocked by an unresolved framework issue) before a direct source edit worked, after diagnosing two silent-failure iterations. Best result: shortage hours 7 to 6, bias -2.90 to -0.95, though correlation and MAE stayed slightly worse than the headline build in every variant tested - a real, physical trade-off (Rest-of-Europe storage's finite daily energy budget), not a tuning failure. Kept entirely separate from Phase 37, the thesis's standing reference result.</w:t>
             </w:r>
           </w:p>
         </w:tc>
